--- a/mintrud_protocol_template.docx
+++ b/mintrud_protocol_template.docx
@@ -70,16 +70,9 @@
           <w:sz w:val="26"/>
           <w:szCs w:val="26"/>
         </w:rPr>
-        <w:t>{protocol_number}</w:t>
-      </w:r>
-      <w:r>
-        <w:rPr>
-          <w:rFonts w:ascii="Times New Roman" w:hAnsi="Times New Roman"/>
-          <w:sz w:val="26"/>
-          <w:szCs w:val="26"/>
-        </w:rPr>
-        <w:t xml:space="preserve"> </w:t>
-      </w:r>
+        <w:t>{</w:t>
+      </w:r>
+      <w:proofErr w:type="spellStart"/>
       <w:r>
         <w:rPr>
           <w:rFonts w:ascii="Times New Roman" w:hAnsi="Times New Roman"/>
@@ -87,8 +80,9 @@
           <w:sz w:val="26"/>
           <w:szCs w:val="26"/>
         </w:rPr>
-        <w:t>от «</w:t>
-      </w:r>
+        <w:t>protocol_number</w:t>
+      </w:r>
+      <w:proofErr w:type="spellEnd"/>
       <w:r>
         <w:rPr>
           <w:rFonts w:ascii="Times New Roman" w:hAnsi="Times New Roman"/>
@@ -96,7 +90,15 @@
           <w:sz w:val="26"/>
           <w:szCs w:val="26"/>
         </w:rPr>
-        <w:t>{day}</w:t>
+        <w:t>}</w:t>
+      </w:r>
+      <w:r>
+        <w:rPr>
+          <w:rFonts w:ascii="Times New Roman" w:hAnsi="Times New Roman"/>
+          <w:sz w:val="26"/>
+          <w:szCs w:val="26"/>
+        </w:rPr>
+        <w:t xml:space="preserve"> </w:t>
       </w:r>
       <w:r>
         <w:rPr>
@@ -105,7 +107,7 @@
           <w:sz w:val="26"/>
           <w:szCs w:val="26"/>
         </w:rPr>
-        <w:t xml:space="preserve">» </w:t>
+        <w:t>от «</w:t>
       </w:r>
       <w:r>
         <w:rPr>
@@ -114,8 +116,9 @@
           <w:sz w:val="26"/>
           <w:szCs w:val="26"/>
         </w:rPr>
-        <w:t>{month}</w:t>
-      </w:r>
+        <w:t>{</w:t>
+      </w:r>
+      <w:proofErr w:type="spellStart"/>
       <w:r>
         <w:rPr>
           <w:rFonts w:ascii="Times New Roman" w:hAnsi="Times New Roman"/>
@@ -123,8 +126,9 @@
           <w:sz w:val="26"/>
           <w:szCs w:val="26"/>
         </w:rPr>
-        <w:t xml:space="preserve"> {year}</w:t>
-      </w:r>
+        <w:t>day</w:t>
+      </w:r>
+      <w:proofErr w:type="spellEnd"/>
       <w:r>
         <w:rPr>
           <w:rFonts w:ascii="Times New Roman" w:hAnsi="Times New Roman"/>
@@ -132,7 +136,74 @@
           <w:sz w:val="26"/>
           <w:szCs w:val="26"/>
         </w:rPr>
-        <w:t xml:space="preserve"> г.</w:t>
+        <w:t>}</w:t>
+      </w:r>
+      <w:r>
+        <w:rPr>
+          <w:rFonts w:ascii="Times New Roman" w:hAnsi="Times New Roman"/>
+          <w:b/>
+          <w:sz w:val="26"/>
+          <w:szCs w:val="26"/>
+        </w:rPr>
+        <w:t xml:space="preserve">» </w:t>
+      </w:r>
+      <w:r>
+        <w:rPr>
+          <w:rFonts w:ascii="Times New Roman" w:hAnsi="Times New Roman"/>
+          <w:b/>
+          <w:sz w:val="26"/>
+          <w:szCs w:val="26"/>
+        </w:rPr>
+        <w:t>{</w:t>
+      </w:r>
+      <w:proofErr w:type="spellStart"/>
+      <w:r>
+        <w:rPr>
+          <w:rFonts w:ascii="Times New Roman" w:hAnsi="Times New Roman"/>
+          <w:b/>
+          <w:sz w:val="26"/>
+          <w:szCs w:val="26"/>
+        </w:rPr>
+        <w:t>month</w:t>
+      </w:r>
+      <w:proofErr w:type="spellEnd"/>
+      <w:r>
+        <w:rPr>
+          <w:rFonts w:ascii="Times New Roman" w:hAnsi="Times New Roman"/>
+          <w:b/>
+          <w:sz w:val="26"/>
+          <w:szCs w:val="26"/>
+        </w:rPr>
+        <w:t>}</w:t>
+      </w:r>
+      <w:r>
+        <w:rPr>
+          <w:rFonts w:ascii="Times New Roman" w:hAnsi="Times New Roman"/>
+          <w:b/>
+          <w:sz w:val="26"/>
+          <w:szCs w:val="26"/>
+        </w:rPr>
+        <w:t xml:space="preserve"> {</w:t>
+      </w:r>
+      <w:proofErr w:type="spellStart"/>
+      <w:r>
+        <w:rPr>
+          <w:rFonts w:ascii="Times New Roman" w:hAnsi="Times New Roman"/>
+          <w:b/>
+          <w:sz w:val="26"/>
+          <w:szCs w:val="26"/>
+        </w:rPr>
+        <w:t>year</w:t>
+      </w:r>
+      <w:proofErr w:type="spellEnd"/>
+      <w:r>
+        <w:rPr>
+          <w:rFonts w:ascii="Times New Roman" w:hAnsi="Times New Roman"/>
+          <w:b/>
+          <w:sz w:val="26"/>
+          <w:szCs w:val="26"/>
+        </w:rPr>
+        <w:t>} г.</w:t>
       </w:r>
     </w:p>
     <w:p>
@@ -186,15 +257,31 @@
           <w:sz w:val="22"/>
           <w:szCs w:val="22"/>
         </w:rPr>
-        <w:t>06-А</w:t>
-      </w:r>
-      <w:r>
-        <w:rPr>
-          <w:rFonts w:ascii="Times New Roman" w:hAnsi="Times New Roman"/>
-          <w:sz w:val="22"/>
-          <w:szCs w:val="22"/>
-        </w:rPr>
-        <w:t xml:space="preserve">  директора ЧУДПО </w:t>
+        <w:t>06-</w:t>
+      </w:r>
+      <w:r>
+        <w:rPr>
+          <w:rFonts w:ascii="Times New Roman" w:hAnsi="Times New Roman"/>
+          <w:sz w:val="22"/>
+          <w:szCs w:val="22"/>
+        </w:rPr>
+        <w:t>А</w:t>
+      </w:r>
+      <w:r>
+        <w:rPr>
+          <w:rFonts w:ascii="Times New Roman" w:hAnsi="Times New Roman"/>
+          <w:sz w:val="22"/>
+          <w:szCs w:val="22"/>
+        </w:rPr>
+        <w:t xml:space="preserve"> директора</w:t>
+      </w:r>
+      <w:r>
+        <w:rPr>
+          <w:rFonts w:ascii="Times New Roman" w:hAnsi="Times New Roman"/>
+          <w:sz w:val="22"/>
+          <w:szCs w:val="22"/>
+        </w:rPr>
+        <w:t xml:space="preserve"> ЧУДПО </w:t>
       </w:r>
       <w:r>
         <w:rPr>
@@ -356,7 +443,23 @@
           <w:sz w:val="22"/>
           <w:szCs w:val="22"/>
         </w:rPr>
-        <w:t xml:space="preserve"> Первушов Александр Алексеевич  – директор   </w:t>
+        <w:t xml:space="preserve"> Первушов Александр </w:t>
+      </w:r>
+      <w:r>
+        <w:rPr>
+          <w:rFonts w:ascii="Times New Roman" w:hAnsi="Times New Roman"/>
+          <w:sz w:val="22"/>
+          <w:szCs w:val="22"/>
+        </w:rPr>
+        <w:t>Алексеевич –</w:t>
+      </w:r>
+      <w:r>
+        <w:rPr>
+          <w:rFonts w:ascii="Times New Roman" w:hAnsi="Times New Roman"/>
+          <w:sz w:val="22"/>
+          <w:szCs w:val="22"/>
+        </w:rPr>
+        <w:t xml:space="preserve"> директор   </w:t>
       </w:r>
       <w:r>
         <w:rPr>
@@ -426,7 +529,47 @@
           <w:sz w:val="22"/>
           <w:szCs w:val="22"/>
         </w:rPr>
-        <w:t xml:space="preserve"> Украинцев  Павел Алексеевич  –   </w:t>
+        <w:t xml:space="preserve"> </w:t>
+      </w:r>
+      <w:r>
+        <w:rPr>
+          <w:rFonts w:ascii="Times New Roman" w:hAnsi="Times New Roman"/>
+          <w:sz w:val="22"/>
+          <w:szCs w:val="22"/>
+        </w:rPr>
+        <w:t>Украинцев Павел</w:t>
+      </w:r>
+      <w:r>
+        <w:rPr>
+          <w:rFonts w:ascii="Times New Roman" w:hAnsi="Times New Roman"/>
+          <w:sz w:val="22"/>
+          <w:szCs w:val="22"/>
+        </w:rPr>
+        <w:t xml:space="preserve"> Алексеевич</w:t>
+      </w:r>
+      <w:r>
+        <w:rPr>
+          <w:rFonts w:ascii="Times New Roman" w:hAnsi="Times New Roman"/>
+          <w:sz w:val="22"/>
+          <w:szCs w:val="22"/>
+        </w:rPr>
+        <w:t xml:space="preserve"> </w:t>
+      </w:r>
+      <w:r>
+        <w:rPr>
+          <w:rFonts w:ascii="Times New Roman" w:hAnsi="Times New Roman"/>
+          <w:sz w:val="22"/>
+          <w:szCs w:val="22"/>
+        </w:rPr>
+        <w:t>–</w:t>
+      </w:r>
+      <w:r>
+        <w:rPr>
+          <w:rFonts w:ascii="Times New Roman" w:hAnsi="Times New Roman"/>
+          <w:sz w:val="22"/>
+          <w:szCs w:val="22"/>
+        </w:rPr>
+        <w:t xml:space="preserve"> </w:t>
       </w:r>
       <w:r>
         <w:rPr>
@@ -526,7 +669,23 @@
           <w:sz w:val="22"/>
           <w:szCs w:val="22"/>
         </w:rPr>
-        <w:t xml:space="preserve"> – </w:t>
+        <w:t xml:space="preserve"> </w:t>
+      </w:r>
+      <w:r>
+        <w:rPr>
+          <w:rFonts w:ascii="Times New Roman" w:hAnsi="Times New Roman"/>
+          <w:sz w:val="22"/>
+          <w:szCs w:val="22"/>
+        </w:rPr>
+        <w:t>–</w:t>
+      </w:r>
+      <w:r>
+        <w:rPr>
+          <w:rFonts w:ascii="Times New Roman" w:hAnsi="Times New Roman"/>
+          <w:sz w:val="22"/>
+          <w:szCs w:val="22"/>
+        </w:rPr>
+        <w:t xml:space="preserve"> </w:t>
       </w:r>
       <w:r>
         <w:rPr>
@@ -609,27 +768,7 @@
           <w:sz w:val="22"/>
           <w:szCs w:val="22"/>
         </w:rPr>
-        <w:t>Обучение безопасным методам и приемам выполнения работ повышенной опасности, к которым предъявляются дополнительные требования в соо</w:t>
-      </w:r>
-      <w:r>
-        <w:rPr>
-          <w:rFonts w:ascii="Times New Roman" w:hAnsi="Times New Roman"/>
-          <w:b/>
-          <w:i/>
-          <w:sz w:val="22"/>
-          <w:szCs w:val="22"/>
-        </w:rPr>
-        <w:t>т</w:t>
-      </w:r>
-      <w:r>
-        <w:rPr>
-          <w:rFonts w:ascii="Times New Roman" w:hAnsi="Times New Roman"/>
-          <w:b/>
-          <w:i/>
-          <w:sz w:val="22"/>
-          <w:szCs w:val="22"/>
-        </w:rPr>
-        <w:t>ветствии с нормативными правовыми актами, содержащими государственные нормативные требования охраны труда</w:t>
+        <w:t>Обучение безопасным методам и приемам выполнения работ повышенной опасности, к которым предъявляются дополнительные требования в соответствии с нормативными правовыми актами, содержащими государственные нормативные требования охраны труда</w:t>
       </w:r>
       <w:r>
         <w:rPr>
@@ -691,7 +830,25 @@
           <w:sz w:val="22"/>
           <w:szCs w:val="22"/>
         </w:rPr>
-        <w:t>({hours})</w:t>
+        <w:t>({</w:t>
+      </w:r>
+      <w:proofErr w:type="spellStart"/>
+      <w:r>
+        <w:rPr>
+          <w:rFonts w:ascii="Times New Roman" w:hAnsi="Times New Roman"/>
+          <w:sz w:val="22"/>
+          <w:szCs w:val="22"/>
+        </w:rPr>
+        <w:t>hours</w:t>
+      </w:r>
+      <w:proofErr w:type="spellEnd"/>
+      <w:r>
+        <w:rPr>
+          <w:rFonts w:ascii="Times New Roman" w:hAnsi="Times New Roman"/>
+          <w:sz w:val="22"/>
+          <w:szCs w:val="22"/>
+        </w:rPr>
+        <w:t>})</w:t>
       </w:r>
       <w:r>
         <w:rPr>
@@ -707,23 +864,41 @@
           <w:sz w:val="22"/>
           <w:szCs w:val="22"/>
         </w:rPr>
-        <w:t xml:space="preserve"> </w:t>
-      </w:r>
-      <w:r>
-        <w:rPr>
-          <w:rFonts w:ascii="Times New Roman" w:hAnsi="Times New Roman"/>
-          <w:sz w:val="22"/>
-          <w:szCs w:val="22"/>
-        </w:rPr>
-        <w:t xml:space="preserve">(группа </w:t>
-      </w:r>
-      <w:r>
-        <w:rPr>
-          <w:rFonts w:ascii="Times New Roman" w:hAnsi="Times New Roman"/>
-          <w:sz w:val="22"/>
-          <w:szCs w:val="22"/>
-        </w:rPr>
-        <w:t>{study_group}</w:t>
+        <w:t>(</w:t>
+      </w:r>
+      <w:r>
+        <w:rPr>
+          <w:rFonts w:ascii="Times New Roman" w:hAnsi="Times New Roman"/>
+          <w:sz w:val="22"/>
+          <w:szCs w:val="22"/>
+        </w:rPr>
+        <w:t xml:space="preserve">группа </w:t>
+      </w:r>
+      <w:r>
+        <w:rPr>
+          <w:rFonts w:ascii="Times New Roman" w:hAnsi="Times New Roman"/>
+          <w:sz w:val="22"/>
+          <w:szCs w:val="22"/>
+        </w:rPr>
+        <w:t>{</w:t>
+      </w:r>
+      <w:proofErr w:type="spellStart"/>
+      <w:r>
+        <w:rPr>
+          <w:rFonts w:ascii="Times New Roman" w:hAnsi="Times New Roman"/>
+          <w:sz w:val="22"/>
+          <w:szCs w:val="22"/>
+        </w:rPr>
+        <w:t>study_group</w:t>
+      </w:r>
+      <w:proofErr w:type="spellEnd"/>
+      <w:r>
+        <w:rPr>
+          <w:rFonts w:ascii="Times New Roman" w:hAnsi="Times New Roman"/>
+          <w:sz w:val="22"/>
+          <w:szCs w:val="22"/>
+        </w:rPr>
+        <w:t>}</w:t>
       </w:r>
       <w:r>
         <w:rPr>
@@ -1101,25 +1276,7 @@
                 <w:sz w:val="16"/>
                 <w:szCs w:val="16"/>
               </w:rPr>
-              <w:t>(удовлетворител</w:t>
-            </w:r>
-            <w:r>
-              <w:rPr>
-                <w:b/>
-                <w:color w:val="000000"/>
-                <w:sz w:val="16"/>
-                <w:szCs w:val="16"/>
-              </w:rPr>
-              <w:t>ь</w:t>
-            </w:r>
-            <w:r>
-              <w:rPr>
-                <w:b/>
-                <w:color w:val="000000"/>
-                <w:sz w:val="16"/>
-                <w:szCs w:val="16"/>
-              </w:rPr>
-              <w:t>но/неудовлетворительно)</w:t>
+              <w:t>(удовлетворительно/неудовлетворительно)</w:t>
             </w:r>
           </w:p>
         </w:tc>
@@ -1177,25 +1334,7 @@
                 <w:sz w:val="16"/>
                 <w:szCs w:val="16"/>
               </w:rPr>
-              <w:t>Группа по безопасн</w:t>
-            </w:r>
-            <w:r>
-              <w:rPr>
-                <w:b/>
-                <w:color w:val="000000"/>
-                <w:sz w:val="16"/>
-                <w:szCs w:val="16"/>
-              </w:rPr>
-              <w:t>о</w:t>
-            </w:r>
-            <w:r>
-              <w:rPr>
-                <w:b/>
-                <w:color w:val="000000"/>
-                <w:sz w:val="16"/>
-                <w:szCs w:val="16"/>
-              </w:rPr>
-              <w:t>сти работ на высоте</w:t>
+              <w:t>Группа по безопасности работ на высоте</w:t>
             </w:r>
           </w:p>
         </w:tc>
@@ -1222,8 +1361,9 @@
                 <w:sz w:val="16"/>
                 <w:szCs w:val="16"/>
               </w:rPr>
-              <w:t>Регистрационный номер зап</w:t>
+              <w:t xml:space="preserve">Регистрационный номер записи о прохождении проверки знания требований охраны труда </w:t>
             </w:r>
+            <w:proofErr w:type="gramStart"/>
             <w:r>
               <w:rPr>
                 <w:b/>
@@ -1231,8 +1371,9 @@
                 <w:sz w:val="16"/>
                 <w:szCs w:val="16"/>
               </w:rPr>
-              <w:t>и</w:t>
+              <w:t>в реестре</w:t>
             </w:r>
+            <w:proofErr w:type="gramEnd"/>
             <w:r>
               <w:rPr>
                 <w:b/>
@@ -1240,61 +1381,7 @@
                 <w:sz w:val="16"/>
                 <w:szCs w:val="16"/>
               </w:rPr>
-              <w:t>си о пр</w:t>
-            </w:r>
-            <w:r>
-              <w:rPr>
-                <w:b/>
-                <w:color w:val="000000"/>
-                <w:sz w:val="16"/>
-                <w:szCs w:val="16"/>
-              </w:rPr>
-              <w:t>о</w:t>
-            </w:r>
-            <w:r>
-              <w:rPr>
-                <w:b/>
-                <w:color w:val="000000"/>
-                <w:sz w:val="16"/>
-                <w:szCs w:val="16"/>
-              </w:rPr>
-              <w:t>хождении проверки знания треб</w:t>
-            </w:r>
-            <w:r>
-              <w:rPr>
-                <w:b/>
-                <w:color w:val="000000"/>
-                <w:sz w:val="16"/>
-                <w:szCs w:val="16"/>
-              </w:rPr>
-              <w:t>о</w:t>
-            </w:r>
-            <w:r>
-              <w:rPr>
-                <w:b/>
-                <w:color w:val="000000"/>
-                <w:sz w:val="16"/>
-                <w:szCs w:val="16"/>
-              </w:rPr>
-              <w:t>ваний охраны труда в реестре об</w:t>
-            </w:r>
-            <w:r>
-              <w:rPr>
-                <w:b/>
-                <w:color w:val="000000"/>
-                <w:sz w:val="16"/>
-                <w:szCs w:val="16"/>
-              </w:rPr>
-              <w:t>у</w:t>
-            </w:r>
-            <w:r>
-              <w:rPr>
-                <w:b/>
-                <w:color w:val="000000"/>
-                <w:sz w:val="16"/>
-                <w:szCs w:val="16"/>
-              </w:rPr>
-              <w:t>ченных по охране труда лиц</w:t>
+              <w:t xml:space="preserve"> обученных по охране труда лиц</w:t>
             </w:r>
           </w:p>
         </w:tc>
@@ -1611,7 +1698,25 @@
                 <w:sz w:val="24"/>
                 <w:szCs w:val="24"/>
               </w:rPr>
-              <w:t>{name}</w:t>
+              <w:t>{</w:t>
+            </w:r>
+            <w:proofErr w:type="spellStart"/>
+            <w:r>
+              <w:rPr>
+                <w:color w:val="000000"/>
+                <w:sz w:val="24"/>
+                <w:szCs w:val="24"/>
+              </w:rPr>
+              <w:t>name</w:t>
+            </w:r>
+            <w:proofErr w:type="spellEnd"/>
+            <w:r>
+              <w:rPr>
+                <w:color w:val="000000"/>
+                <w:sz w:val="24"/>
+                <w:szCs w:val="24"/>
+              </w:rPr>
+              <w:t>}</w:t>
             </w:r>
           </w:p>
         </w:tc>
@@ -1636,7 +1741,23 @@
                 <w:sz w:val="24"/>
                 <w:szCs w:val="24"/>
               </w:rPr>
-              <w:t>{position}</w:t>
+              <w:t>{</w:t>
+            </w:r>
+            <w:proofErr w:type="spellStart"/>
+            <w:r>
+              <w:rPr>
+                <w:sz w:val="24"/>
+                <w:szCs w:val="24"/>
+              </w:rPr>
+              <w:t>position</w:t>
+            </w:r>
+            <w:proofErr w:type="spellEnd"/>
+            <w:r>
+              <w:rPr>
+                <w:sz w:val="24"/>
+                <w:szCs w:val="24"/>
+              </w:rPr>
+              <w:t>}</w:t>
             </w:r>
           </w:p>
         </w:tc>
@@ -1665,7 +1786,25 @@
                 <w:sz w:val="24"/>
                 <w:szCs w:val="24"/>
               </w:rPr>
-              <w:t>{workplace}</w:t>
+              <w:t>{</w:t>
+            </w:r>
+            <w:proofErr w:type="spellStart"/>
+            <w:r>
+              <w:rPr>
+                <w:b/>
+                <w:sz w:val="24"/>
+                <w:szCs w:val="24"/>
+              </w:rPr>
+              <w:t>workplace</w:t>
+            </w:r>
+            <w:proofErr w:type="spellEnd"/>
+            <w:r>
+              <w:rPr>
+                <w:b/>
+                <w:sz w:val="24"/>
+                <w:szCs w:val="24"/>
+              </w:rPr>
+              <w:t>}</w:t>
             </w:r>
           </w:p>
         </w:tc>
@@ -1716,7 +1855,25 @@
                 <w:sz w:val="24"/>
                 <w:szCs w:val="24"/>
               </w:rPr>
-              <w:t>{group}</w:t>
+              <w:t>{</w:t>
+            </w:r>
+            <w:proofErr w:type="spellStart"/>
+            <w:r>
+              <w:rPr>
+                <w:b/>
+                <w:sz w:val="24"/>
+                <w:szCs w:val="24"/>
+              </w:rPr>
+              <w:t>group</w:t>
+            </w:r>
+            <w:proofErr w:type="spellEnd"/>
+            <w:r>
+              <w:rPr>
+                <w:b/>
+                <w:sz w:val="24"/>
+                <w:szCs w:val="24"/>
+              </w:rPr>
+              <w:t>}</w:t>
             </w:r>
           </w:p>
         </w:tc>
@@ -1736,15 +1893,6 @@
                 <w:szCs w:val="24"/>
               </w:rPr>
             </w:pPr>
-            <w:r>
-              <w:rPr>
-                <w:rFonts w:ascii="Calibri" w:hAnsi="Calibri" w:cs="Calibri"/>
-                <w:b/>
-                <w:color w:val="000000"/>
-                <w:sz w:val="24"/>
-                <w:szCs w:val="24"/>
-              </w:rPr>
-            </w:r>
           </w:p>
         </w:tc>
         <w:tc>
@@ -2012,7 +2160,7 @@
           <w:sz w:val="24"/>
           <w:szCs w:val="24"/>
         </w:rPr>
-        <w:t xml:space="preserve">________________________ </w:t>
+        <w:t>_______________________</w:t>
       </w:r>
       <w:r>
         <w:rPr>
@@ -2021,7 +2169,7 @@
           <w:sz w:val="24"/>
           <w:szCs w:val="24"/>
         </w:rPr>
-        <w:t xml:space="preserve"> </w:t>
+        <w:t>_ Л.П.</w:t>
       </w:r>
       <w:r>
         <w:rPr>
@@ -2030,7 +2178,7 @@
           <w:sz w:val="24"/>
           <w:szCs w:val="24"/>
         </w:rPr>
-        <w:t>Л.П. Леонтьева</w:t>
+        <w:t xml:space="preserve"> Леонтьева</w:t>
       </w:r>
       <w:r>
         <w:rPr>
@@ -2078,7 +2226,7 @@
         </v:handles>
         <o:lock v:ext="edit" text="t" shapetype="t"/>
       </v:shapetype>
-      <v:shape id="_x0000_i1025" type="#_x0000_t136" style="width:51pt;height:41.25pt" o:bullet="t" fillcolor="#369" stroked="f">
+      <v:shape id="_x0000_i1172" type="#_x0000_t136" style="width:51pt;height:41.5pt" o:bullet="t" fillcolor="#369" stroked="f">
         <v:shadow on="t" color="#b2b2b2" opacity="52429f" offset="3pt"/>
         <v:textpath style="font-family:&quot;Times New Roman&quot;;font-size:16pt;v-text-kern:t" trim="t" fitpath="t" string="ПЛ"/>
       </v:shape>
@@ -5161,6 +5309,50 @@
     <w:lsdException w:name="Subtitle" w:qFormat="1"/>
     <w:lsdException w:name="Strong" w:qFormat="1"/>
     <w:lsdException w:name="Emphasis" w:qFormat="1"/>
+    <w:lsdException w:name="Normal Table" w:semiHidden="1" w:unhideWhenUsed="1"/>
+    <w:lsdException w:name="Table Simple 1" w:semiHidden="1" w:unhideWhenUsed="1"/>
+    <w:lsdException w:name="Table Simple 2" w:semiHidden="1" w:unhideWhenUsed="1"/>
+    <w:lsdException w:name="Table Simple 3" w:semiHidden="1" w:unhideWhenUsed="1"/>
+    <w:lsdException w:name="Table Classic 1" w:semiHidden="1" w:unhideWhenUsed="1"/>
+    <w:lsdException w:name="Table Classic 2" w:semiHidden="1" w:unhideWhenUsed="1"/>
+    <w:lsdException w:name="Table Classic 3" w:semiHidden="1" w:unhideWhenUsed="1"/>
+    <w:lsdException w:name="Table Classic 4" w:semiHidden="1" w:unhideWhenUsed="1"/>
+    <w:lsdException w:name="Table Colorful 1" w:semiHidden="1" w:unhideWhenUsed="1"/>
+    <w:lsdException w:name="Table Colorful 2" w:semiHidden="1" w:unhideWhenUsed="1"/>
+    <w:lsdException w:name="Table Colorful 3" w:semiHidden="1" w:unhideWhenUsed="1"/>
+    <w:lsdException w:name="Table Columns 1" w:semiHidden="1" w:unhideWhenUsed="1"/>
+    <w:lsdException w:name="Table Columns 2" w:semiHidden="1" w:unhideWhenUsed="1"/>
+    <w:lsdException w:name="Table Columns 3" w:semiHidden="1" w:unhideWhenUsed="1"/>
+    <w:lsdException w:name="Table Columns 4" w:semiHidden="1" w:unhideWhenUsed="1"/>
+    <w:lsdException w:name="Table Columns 5" w:semiHidden="1" w:unhideWhenUsed="1"/>
+    <w:lsdException w:name="Table Grid 1" w:semiHidden="1" w:unhideWhenUsed="1"/>
+    <w:lsdException w:name="Table Grid 2" w:semiHidden="1" w:unhideWhenUsed="1"/>
+    <w:lsdException w:name="Table Grid 3" w:semiHidden="1" w:unhideWhenUsed="1"/>
+    <w:lsdException w:name="Table Grid 4" w:semiHidden="1" w:unhideWhenUsed="1"/>
+    <w:lsdException w:name="Table Grid 5" w:semiHidden="1" w:unhideWhenUsed="1"/>
+    <w:lsdException w:name="Table Grid 6" w:semiHidden="1" w:unhideWhenUsed="1"/>
+    <w:lsdException w:name="Table Grid 7" w:semiHidden="1" w:unhideWhenUsed="1"/>
+    <w:lsdException w:name="Table Grid 8" w:semiHidden="1" w:unhideWhenUsed="1"/>
+    <w:lsdException w:name="Table List 1" w:semiHidden="1" w:unhideWhenUsed="1"/>
+    <w:lsdException w:name="Table List 2" w:semiHidden="1" w:unhideWhenUsed="1"/>
+    <w:lsdException w:name="Table List 3" w:semiHidden="1" w:unhideWhenUsed="1"/>
+    <w:lsdException w:name="Table List 4" w:semiHidden="1" w:unhideWhenUsed="1"/>
+    <w:lsdException w:name="Table List 5" w:semiHidden="1" w:unhideWhenUsed="1"/>
+    <w:lsdException w:name="Table List 6" w:semiHidden="1" w:unhideWhenUsed="1"/>
+    <w:lsdException w:name="Table List 7" w:semiHidden="1" w:unhideWhenUsed="1"/>
+    <w:lsdException w:name="Table List 8" w:semiHidden="1" w:unhideWhenUsed="1"/>
+    <w:lsdException w:name="Table 3D effects 1" w:semiHidden="1" w:unhideWhenUsed="1"/>
+    <w:lsdException w:name="Table 3D effects 2" w:semiHidden="1" w:unhideWhenUsed="1"/>
+    <w:lsdException w:name="Table 3D effects 3" w:semiHidden="1" w:unhideWhenUsed="1"/>
+    <w:lsdException w:name="Table Contemporary" w:semiHidden="1" w:unhideWhenUsed="1"/>
+    <w:lsdException w:name="Table Elegant" w:semiHidden="1" w:unhideWhenUsed="1"/>
+    <w:lsdException w:name="Table Professional" w:semiHidden="1" w:unhideWhenUsed="1"/>
+    <w:lsdException w:name="Table Subtle 1" w:semiHidden="1" w:unhideWhenUsed="1"/>
+    <w:lsdException w:name="Table Subtle 2" w:semiHidden="1" w:unhideWhenUsed="1"/>
+    <w:lsdException w:name="Table Web 1" w:semiHidden="1" w:unhideWhenUsed="1"/>
+    <w:lsdException w:name="Table Web 2" w:semiHidden="1" w:unhideWhenUsed="1"/>
+    <w:lsdException w:name="Table Web 3" w:semiHidden="1" w:unhideWhenUsed="1"/>
+    <w:lsdException w:name="Table Theme" w:semiHidden="1" w:unhideWhenUsed="1"/>
     <w:lsdException w:name="Placeholder Text" w:semiHidden="1" w:uiPriority="99"/>
     <w:lsdException w:name="No Spacing" w:uiPriority="1" w:qFormat="1"/>
     <w:lsdException w:name="Light Shading" w:uiPriority="60"/>
@@ -5534,11 +5726,15 @@
   </w:style>
   <w:style w:type="character" w:default="1" w:styleId="a0">
     <w:name w:val="Default Paragraph Font"/>
+    <w:uiPriority w:val="1"/>
     <w:semiHidden/>
+    <w:unhideWhenUsed/>
   </w:style>
   <w:style w:type="table" w:default="1" w:styleId="a1">
     <w:name w:val="Normal Table"/>
+    <w:uiPriority w:val="99"/>
     <w:semiHidden/>
+    <w:unhideWhenUsed/>
     <w:tblPr>
       <w:tblInd w:w="0" w:type="dxa"/>
       <w:tblCellMar>
@@ -5551,7 +5747,9 @@
   </w:style>
   <w:style w:type="numbering" w:default="1" w:styleId="a2">
     <w:name w:val="No List"/>
+    <w:uiPriority w:val="99"/>
     <w:semiHidden/>
+    <w:unhideWhenUsed/>
   </w:style>
   <w:style w:type="paragraph" w:styleId="a3">
     <w:name w:val="Body Text"/>
